--- a/docs/zh-CN/Squalr中文版使用教程.docx
+++ b/docs/zh-CN/Squalr中文版使用教程.docx
@@ -10344,6 +10344,104 @@
           <w:sz w:val="20"/>
         </w:rPr>
         <w:t>若仍然闪退，请记录下操作步骤与输出窗口最后几条日志。</w:t>
+      </w:r>
+    </w:p>
+    <w:p>
+      <w:pPr>
+        <w:pStyle w:val="Heading2"/>
+      </w:pPr>
+      <w:r>
+        <w:rPr>
+          <w:rFonts w:ascii="微软雅黑" w:hAnsi="微软雅黑" w:eastAsia="微软雅黑"/>
+          <w:b/>
+        </w:rPr>
+        <w:t>Q11：程序会自己更新吗？怎么升到新版本</w:t>
+      </w:r>
+    </w:p>
+    <w:p>
+      <w:r>
+        <w:rPr>
+          <w:rFonts w:ascii="微软雅黑" w:hAnsi="微软雅黑" w:eastAsia="微软雅黑"/>
+          <w:b w:val="0"/>
+          <w:sz w:val="20"/>
+        </w:rPr>
+        <w:t>不会自动更新。本汉化版已</w:t>
+      </w:r>
+      <w:r>
+        <w:rPr>
+          <w:rFonts w:ascii="微软雅黑" w:hAnsi="微软雅黑" w:eastAsia="微软雅黑"/>
+          <w:b/>
+          <w:sz w:val="20"/>
+        </w:rPr>
+        <w:t>禁用应用内自动更新</w:t>
+      </w:r>
+      <w:r>
+        <w:rPr>
+          <w:rFonts w:ascii="微软雅黑" w:hAnsi="微软雅黑" w:eastAsia="微软雅黑"/>
+          <w:b w:val="0"/>
+          <w:sz w:val="20"/>
+        </w:rPr>
+        <w:t>：程序启动时不会联网检查版本，也不会下载并替换自身。原因是上游发布的更新包是英文版，保留自动更新会在上游发版时把中文界面覆盖掉。</w:t>
+      </w:r>
+    </w:p>
+    <w:p>
+      <w:r>
+        <w:rPr>
+          <w:rFonts w:ascii="微软雅黑" w:hAnsi="微软雅黑" w:eastAsia="微软雅黑"/>
+          <w:b w:val="0"/>
+          <w:sz w:val="20"/>
+        </w:rPr>
+        <w:t xml:space="preserve">需要新版本时，请前往本仓库的 </w:t>
+      </w:r>
+      <w:r>
+        <w:rPr>
+          <w:rFonts w:ascii="微软雅黑" w:hAnsi="微软雅黑" w:eastAsia="微软雅黑"/>
+          <w:b/>
+          <w:sz w:val="20"/>
+        </w:rPr>
+        <w:t>Releases</w:t>
+      </w:r>
+      <w:r>
+        <w:rPr>
+          <w:rFonts w:ascii="微软雅黑" w:hAnsi="微软雅黑" w:eastAsia="微软雅黑"/>
+          <w:b w:val="0"/>
+          <w:sz w:val="20"/>
+        </w:rPr>
+        <w:t xml:space="preserve"> 页面手动下载，解压后覆盖旧目录即可。配置文件（</w:t>
+      </w:r>
+      <w:r>
+        <w:rPr>
+          <w:rFonts w:ascii="Consolas" w:hAnsi="Consolas" w:eastAsia="Consolas"/>
+          <w:b w:val="0"/>
+          <w:color w:val="B03060"/>
+          <w:sz w:val="20"/>
+        </w:rPr>
+        <w:t>docking_settings.json</w:t>
+      </w:r>
+      <w:r>
+        <w:rPr>
+          <w:rFonts w:ascii="微软雅黑" w:hAnsi="微软雅黑" w:eastAsia="微软雅黑"/>
+          <w:b w:val="0"/>
+          <w:sz w:val="20"/>
+        </w:rPr>
+        <w:t xml:space="preserve"> 等）位于程序目录内，项目文件默认在 </w:t>
+      </w:r>
+      <w:r>
+        <w:rPr>
+          <w:rFonts w:ascii="Consolas" w:hAnsi="Consolas" w:eastAsia="Consolas"/>
+          <w:b w:val="0"/>
+          <w:color w:val="B03060"/>
+          <w:sz w:val="20"/>
+        </w:rPr>
+        <w:t>文档\Squalr\</w:t>
+      </w:r>
+      <w:r>
+        <w:rPr>
+          <w:rFonts w:ascii="微软雅黑" w:hAnsi="微软雅黑" w:eastAsia="微软雅黑"/>
+          <w:b w:val="0"/>
+          <w:sz w:val="20"/>
+        </w:rPr>
+        <w:t>，覆盖程序不会丢失它们。</w:t>
       </w:r>
     </w:p>
     <w:p>
